--- a/wwwroot/Templates/Xadime Qabiliyyet muqavile.docx
+++ b/wwwroot/Templates/Xadime Qabiliyyet muqavile.docx
@@ -1,6 +1,6 @@
 
 <file path=word/document.xml><?xml version="1.0" encoding="utf-8"?>
-<w:document xmlns:wpc="http://schemas.microsoft.com/office/word/2010/wordprocessingCanvas" xmlns:mc="http://schemas.openxmlformats.org/markup-compatibility/2006" xmlns:o="urn:schemas-microsoft-com:office:office" xmlns:r="http://schemas.openxmlformats.org/officeDocument/2006/relationships" xmlns:m="http://schemas.openxmlformats.org/officeDocument/2006/math" xmlns:v="urn:schemas-microsoft-com:vml" xmlns:wp14="http://schemas.microsoft.com/office/word/2010/wordprocessingDrawing" xmlns:wp="http://schemas.openxmlformats.org/drawingml/2006/wordprocessingDrawing" xmlns:w10="urn:schemas-microsoft-com:office:word" xmlns:w="http://schemas.openxmlformats.org/wordprocessingml/2006/main" xmlns:w14="http://schemas.microsoft.com/office/word/2010/wordml" xmlns:w15="http://schemas.microsoft.com/office/word/2012/wordml" xmlns:wpg="http://schemas.microsoft.com/office/word/2010/wordprocessingGroup" xmlns:wpi="http://schemas.microsoft.com/office/word/2010/wordprocessingInk" xmlns:wne="http://schemas.microsoft.com/office/word/2006/wordml" xmlns:wps="http://schemas.microsoft.com/office/word/2010/wordprocessingShape" mc:Ignorable="w14 w15 wp14">
+<w:document xmlns:wpc="http://schemas.microsoft.com/office/word/2010/wordprocessingCanvas" xmlns:cx="http://schemas.microsoft.com/office/drawing/2014/chartex" xmlns:mc="http://schemas.openxmlformats.org/markup-compatibility/2006" xmlns:o="urn:schemas-microsoft-com:office:office" xmlns:r="http://schemas.openxmlformats.org/officeDocument/2006/relationships" xmlns:m="http://schemas.openxmlformats.org/officeDocument/2006/math" xmlns:v="urn:schemas-microsoft-com:vml" xmlns:wp14="http://schemas.microsoft.com/office/word/2010/wordprocessingDrawing" xmlns:wp="http://schemas.openxmlformats.org/drawingml/2006/wordprocessingDrawing" xmlns:w10="urn:schemas-microsoft-com:office:word" xmlns:w="http://schemas.openxmlformats.org/wordprocessingml/2006/main" xmlns:w14="http://schemas.microsoft.com/office/word/2010/wordml" xmlns:w15="http://schemas.microsoft.com/office/word/2012/wordml" xmlns:w16se="http://schemas.microsoft.com/office/word/2015/wordml/symex" xmlns:wpg="http://schemas.microsoft.com/office/word/2010/wordprocessingGroup" xmlns:wpi="http://schemas.microsoft.com/office/word/2010/wordprocessingInk" xmlns:wne="http://schemas.microsoft.com/office/word/2006/wordml" xmlns:wps="http://schemas.microsoft.com/office/word/2010/wordprocessingShape" mc:Ignorable="w14 w15 w16se wp14">
   <w:body>
     <w:p>
       <w:pPr>
@@ -898,8 +898,6 @@
         </w:rPr>
         <w:t xml:space="preserve"> predmeti</w:t>
       </w:r>
-      <w:bookmarkStart w:id="0" w:name="_GoBack"/>
-      <w:bookmarkEnd w:id="0"/>
     </w:p>
     <w:p>
       <w:pPr>
@@ -2052,15 +2050,10 @@
     </w:p>
     <w:p>
       <w:pPr>
-        <w:pStyle w:val="ListParagraph"/>
-        <w:numPr>
-          <w:ilvl w:val="0"/>
-          <w:numId w:val="11"/>
-        </w:numPr>
         <w:tabs>
           <w:tab w:val="left" w:pos="426"/>
         </w:tabs>
-        <w:spacing w:line="240" w:lineRule="auto"/>
+        <w:ind w:left="360"/>
         <w:jc w:val="center"/>
         <w:rPr>
           <w:rFonts w:ascii="Arial" w:hAnsi="Arial" w:cs="Arial"/>
@@ -2070,6 +2063,18 @@
           <w:lang w:val="az-Latn-AZ"/>
         </w:rPr>
       </w:pPr>
+      <w:r>
+        <w:rPr>
+          <w:rFonts w:ascii="Arial" w:hAnsi="Arial" w:cs="Arial"/>
+          <w:b/>
+          <w:sz w:val="24"/>
+          <w:szCs w:val="24"/>
+          <w:lang w:val="az-Latn-AZ"/>
+        </w:rPr>
+        <w:t xml:space="preserve">3. </w:t>
+      </w:r>
+      <w:bookmarkStart w:id="0" w:name="_GoBack"/>
+      <w:bookmarkEnd w:id="0"/>
       <w:r>
         <w:rPr>
           <w:rFonts w:ascii="Arial" w:hAnsi="Arial" w:cs="Arial"/>
@@ -3653,8 +3658,8 @@
 </file>
 
 <file path=word/numbering.xml><?xml version="1.0" encoding="utf-8"?>
-<w:numbering xmlns:wpc="http://schemas.microsoft.com/office/word/2010/wordprocessingCanvas" xmlns:mc="http://schemas.openxmlformats.org/markup-compatibility/2006" xmlns:o="urn:schemas-microsoft-com:office:office" xmlns:r="http://schemas.openxmlformats.org/officeDocument/2006/relationships" xmlns:m="http://schemas.openxmlformats.org/officeDocument/2006/math" xmlns:v="urn:schemas-microsoft-com:vml" xmlns:wp14="http://schemas.microsoft.com/office/word/2010/wordprocessingDrawing" xmlns:wp="http://schemas.openxmlformats.org/drawingml/2006/wordprocessingDrawing" xmlns:w10="urn:schemas-microsoft-com:office:word" xmlns:w="http://schemas.openxmlformats.org/wordprocessingml/2006/main" xmlns:w14="http://schemas.microsoft.com/office/word/2010/wordml" xmlns:w15="http://schemas.microsoft.com/office/word/2012/wordml" xmlns:wpg="http://schemas.microsoft.com/office/word/2010/wordprocessingGroup" xmlns:wpi="http://schemas.microsoft.com/office/word/2010/wordprocessingInk" xmlns:wne="http://schemas.microsoft.com/office/word/2006/wordml" xmlns:wps="http://schemas.microsoft.com/office/word/2010/wordprocessingShape" mc:Ignorable="w14 w15 wp14">
-  <w:abstractNum w:abstractNumId="0">
+<w:numbering xmlns:wpc="http://schemas.microsoft.com/office/word/2010/wordprocessingCanvas" xmlns:cx="http://schemas.microsoft.com/office/drawing/2014/chartex" xmlns:mc="http://schemas.openxmlformats.org/markup-compatibility/2006" xmlns:o="urn:schemas-microsoft-com:office:office" xmlns:r="http://schemas.openxmlformats.org/officeDocument/2006/relationships" xmlns:m="http://schemas.openxmlformats.org/officeDocument/2006/math" xmlns:v="urn:schemas-microsoft-com:vml" xmlns:wp14="http://schemas.microsoft.com/office/word/2010/wordprocessingDrawing" xmlns:wp="http://schemas.openxmlformats.org/drawingml/2006/wordprocessingDrawing" xmlns:w10="urn:schemas-microsoft-com:office:word" xmlns:w="http://schemas.openxmlformats.org/wordprocessingml/2006/main" xmlns:w14="http://schemas.microsoft.com/office/word/2010/wordml" xmlns:w15="http://schemas.microsoft.com/office/word/2012/wordml" xmlns:w16se="http://schemas.microsoft.com/office/word/2015/wordml/symex" xmlns:wpg="http://schemas.microsoft.com/office/word/2010/wordprocessingGroup" xmlns:wpi="http://schemas.microsoft.com/office/word/2010/wordprocessingInk" xmlns:wne="http://schemas.microsoft.com/office/word/2006/wordml" xmlns:wps="http://schemas.microsoft.com/office/word/2010/wordprocessingShape" mc:Ignorable="w14 w15 w16se wp14">
+  <w:abstractNum w:abstractNumId="0" w15:restartNumberingAfterBreak="0">
     <w:nsid w:val="05B062C6"/>
     <w:multiLevelType w:val="multilevel"/>
     <w:tmpl w:val="53FEC900"/>
@@ -3767,7 +3772,7 @@
       </w:rPr>
     </w:lvl>
   </w:abstractNum>
-  <w:abstractNum w:abstractNumId="1">
+  <w:abstractNum w:abstractNumId="1" w15:restartNumberingAfterBreak="0">
     <w:nsid w:val="0A5C17B4"/>
     <w:multiLevelType w:val="multilevel"/>
     <w:tmpl w:val="DE724754"/>
@@ -3888,7 +3893,7 @@
       </w:rPr>
     </w:lvl>
   </w:abstractNum>
-  <w:abstractNum w:abstractNumId="2">
+  <w:abstractNum w:abstractNumId="2" w15:restartNumberingAfterBreak="0">
     <w:nsid w:val="16F31115"/>
     <w:multiLevelType w:val="hybridMultilevel"/>
     <w:tmpl w:val="53D6AD16"/>
@@ -4002,7 +4007,7 @@
       </w:rPr>
     </w:lvl>
   </w:abstractNum>
-  <w:abstractNum w:abstractNumId="3">
+  <w:abstractNum w:abstractNumId="3" w15:restartNumberingAfterBreak="0">
     <w:nsid w:val="19615784"/>
     <w:multiLevelType w:val="multilevel"/>
     <w:tmpl w:val="3B3E4138"/>
@@ -4115,7 +4120,7 @@
       </w:rPr>
     </w:lvl>
   </w:abstractNum>
-  <w:abstractNum w:abstractNumId="4">
+  <w:abstractNum w:abstractNumId="4" w15:restartNumberingAfterBreak="0">
     <w:nsid w:val="381C45AE"/>
     <w:multiLevelType w:val="hybridMultilevel"/>
     <w:tmpl w:val="2E527DB6"/>
@@ -4228,7 +4233,7 @@
       </w:rPr>
     </w:lvl>
   </w:abstractNum>
-  <w:abstractNum w:abstractNumId="5">
+  <w:abstractNum w:abstractNumId="5" w15:restartNumberingAfterBreak="0">
     <w:nsid w:val="51514890"/>
     <w:multiLevelType w:val="hybridMultilevel"/>
     <w:tmpl w:val="D84C7E50"/>
@@ -4345,7 +4350,7 @@
       </w:pPr>
     </w:lvl>
   </w:abstractNum>
-  <w:abstractNum w:abstractNumId="6">
+  <w:abstractNum w:abstractNumId="6" w15:restartNumberingAfterBreak="0">
     <w:nsid w:val="52AA12AA"/>
     <w:multiLevelType w:val="singleLevel"/>
     <w:tmpl w:val="83A25A22"/>
@@ -4360,7 +4365,7 @@
       </w:pPr>
     </w:lvl>
   </w:abstractNum>
-  <w:abstractNum w:abstractNumId="7">
+  <w:abstractNum w:abstractNumId="7" w15:restartNumberingAfterBreak="0">
     <w:nsid w:val="558C2C34"/>
     <w:multiLevelType w:val="multilevel"/>
     <w:tmpl w:val="295E40A8"/>
@@ -4473,7 +4478,7 @@
       </w:rPr>
     </w:lvl>
   </w:abstractNum>
-  <w:abstractNum w:abstractNumId="8">
+  <w:abstractNum w:abstractNumId="8" w15:restartNumberingAfterBreak="0">
     <w:nsid w:val="56BF15A8"/>
     <w:multiLevelType w:val="multilevel"/>
     <w:tmpl w:val="B9C4048E"/>
@@ -4586,7 +4591,7 @@
       </w:rPr>
     </w:lvl>
   </w:abstractNum>
-  <w:abstractNum w:abstractNumId="9">
+  <w:abstractNum w:abstractNumId="9" w15:restartNumberingAfterBreak="0">
     <w:nsid w:val="67186052"/>
     <w:multiLevelType w:val="hybridMultilevel"/>
     <w:tmpl w:val="D1AC43BC"/>
@@ -4704,7 +4709,7 @@
       </w:pPr>
     </w:lvl>
   </w:abstractNum>
-  <w:abstractNum w:abstractNumId="10">
+  <w:abstractNum w:abstractNumId="10" w15:restartNumberingAfterBreak="0">
     <w:nsid w:val="7084424C"/>
     <w:multiLevelType w:val="hybridMultilevel"/>
     <w:tmpl w:val="1DB06EEA"/>
@@ -4817,7 +4822,7 @@
       </w:rPr>
     </w:lvl>
   </w:abstractNum>
-  <w:abstractNum w:abstractNumId="11">
+  <w:abstractNum w:abstractNumId="11" w15:restartNumberingAfterBreak="0">
     <w:nsid w:val="75884499"/>
     <w:multiLevelType w:val="hybridMultilevel"/>
     <w:tmpl w:val="722A368A"/>
@@ -4897,6 +4902,92 @@
       </w:pPr>
     </w:lvl>
     <w:lvl w:ilvl="8" w:tplc="0419001B" w:tentative="1">
+      <w:start w:val="1"/>
+      <w:numFmt w:val="lowerRoman"/>
+      <w:lvlText w:val="%9."/>
+      <w:lvlJc w:val="right"/>
+      <w:pPr>
+        <w:ind w:left="6840" w:hanging="180"/>
+      </w:pPr>
+    </w:lvl>
+  </w:abstractNum>
+  <w:abstractNum w:abstractNumId="12" w15:restartNumberingAfterBreak="0">
+    <w:nsid w:val="7D185D31"/>
+    <w:multiLevelType w:val="hybridMultilevel"/>
+    <w:tmpl w:val="BCBE6062"/>
+    <w:lvl w:ilvl="0" w:tplc="0409000F">
+      <w:start w:val="1"/>
+      <w:numFmt w:val="decimal"/>
+      <w:lvlText w:val="%1."/>
+      <w:lvlJc w:val="left"/>
+      <w:pPr>
+        <w:ind w:left="1080" w:hanging="360"/>
+      </w:pPr>
+    </w:lvl>
+    <w:lvl w:ilvl="1" w:tplc="04090019" w:tentative="1">
+      <w:start w:val="1"/>
+      <w:numFmt w:val="lowerLetter"/>
+      <w:lvlText w:val="%2."/>
+      <w:lvlJc w:val="left"/>
+      <w:pPr>
+        <w:ind w:left="1800" w:hanging="360"/>
+      </w:pPr>
+    </w:lvl>
+    <w:lvl w:ilvl="2" w:tplc="0409001B" w:tentative="1">
+      <w:start w:val="1"/>
+      <w:numFmt w:val="lowerRoman"/>
+      <w:lvlText w:val="%3."/>
+      <w:lvlJc w:val="right"/>
+      <w:pPr>
+        <w:ind w:left="2520" w:hanging="180"/>
+      </w:pPr>
+    </w:lvl>
+    <w:lvl w:ilvl="3" w:tplc="0409000F" w:tentative="1">
+      <w:start w:val="1"/>
+      <w:numFmt w:val="decimal"/>
+      <w:lvlText w:val="%4."/>
+      <w:lvlJc w:val="left"/>
+      <w:pPr>
+        <w:ind w:left="3240" w:hanging="360"/>
+      </w:pPr>
+    </w:lvl>
+    <w:lvl w:ilvl="4" w:tplc="04090019" w:tentative="1">
+      <w:start w:val="1"/>
+      <w:numFmt w:val="lowerLetter"/>
+      <w:lvlText w:val="%5."/>
+      <w:lvlJc w:val="left"/>
+      <w:pPr>
+        <w:ind w:left="3960" w:hanging="360"/>
+      </w:pPr>
+    </w:lvl>
+    <w:lvl w:ilvl="5" w:tplc="0409001B" w:tentative="1">
+      <w:start w:val="1"/>
+      <w:numFmt w:val="lowerRoman"/>
+      <w:lvlText w:val="%6."/>
+      <w:lvlJc w:val="right"/>
+      <w:pPr>
+        <w:ind w:left="4680" w:hanging="180"/>
+      </w:pPr>
+    </w:lvl>
+    <w:lvl w:ilvl="6" w:tplc="0409000F" w:tentative="1">
+      <w:start w:val="1"/>
+      <w:numFmt w:val="decimal"/>
+      <w:lvlText w:val="%7."/>
+      <w:lvlJc w:val="left"/>
+      <w:pPr>
+        <w:ind w:left="5400" w:hanging="360"/>
+      </w:pPr>
+    </w:lvl>
+    <w:lvl w:ilvl="7" w:tplc="04090019" w:tentative="1">
+      <w:start w:val="1"/>
+      <w:numFmt w:val="lowerLetter"/>
+      <w:lvlText w:val="%8."/>
+      <w:lvlJc w:val="left"/>
+      <w:pPr>
+        <w:ind w:left="6120" w:hanging="360"/>
+      </w:pPr>
+    </w:lvl>
+    <w:lvl w:ilvl="8" w:tplc="0409001B" w:tentative="1">
       <w:start w:val="1"/>
       <w:numFmt w:val="lowerRoman"/>
       <w:lvlText w:val="%9."/>
@@ -4957,11 +5048,14 @@
   <w:num w:numId="13">
     <w:abstractNumId w:val="8"/>
   </w:num>
+  <w:num w:numId="14">
+    <w:abstractNumId w:val="12"/>
+  </w:num>
 </w:numbering>
 </file>
 
 <file path=word/styles.xml><?xml version="1.0" encoding="utf-8"?>
-<w:styles xmlns:mc="http://schemas.openxmlformats.org/markup-compatibility/2006" xmlns:r="http://schemas.openxmlformats.org/officeDocument/2006/relationships" xmlns:w="http://schemas.openxmlformats.org/wordprocessingml/2006/main" xmlns:w14="http://schemas.microsoft.com/office/word/2010/wordml" xmlns:w15="http://schemas.microsoft.com/office/word/2012/wordml" mc:Ignorable="w14 w15">
+<w:styles xmlns:mc="http://schemas.openxmlformats.org/markup-compatibility/2006" xmlns:r="http://schemas.openxmlformats.org/officeDocument/2006/relationships" xmlns:w="http://schemas.openxmlformats.org/wordprocessingml/2006/main" xmlns:w14="http://schemas.microsoft.com/office/word/2010/wordml" xmlns:w15="http://schemas.microsoft.com/office/word/2012/wordml" xmlns:w16se="http://schemas.microsoft.com/office/word/2015/wordml/symex" mc:Ignorable="w14 w15 w16se">
   <w:docDefaults>
     <w:rPrDefault>
       <w:rPr>
@@ -5483,7 +5577,6 @@
     <w:basedOn w:val="TableNormal"/>
     <w:rsid w:val="003775AD"/>
     <w:tblPr>
-      <w:tblInd w:w="0" w:type="dxa"/>
       <w:tblBorders>
         <w:top w:val="single" w:sz="4" w:space="0" w:color="auto"/>
         <w:left w:val="single" w:sz="4" w:space="0" w:color="auto"/>
@@ -5492,12 +5585,6 @@
         <w:insideH w:val="single" w:sz="4" w:space="0" w:color="auto"/>
         <w:insideV w:val="single" w:sz="4" w:space="0" w:color="auto"/>
       </w:tblBorders>
-      <w:tblCellMar>
-        <w:top w:w="0" w:type="dxa"/>
-        <w:left w:w="108" w:type="dxa"/>
-        <w:bottom w:w="0" w:type="dxa"/>
-        <w:right w:w="108" w:type="dxa"/>
-      </w:tblCellMar>
     </w:tblPr>
   </w:style>
   <w:style w:type="paragraph" w:styleId="Revision">

--- a/wwwroot/Templates/Xadime Qabiliyyet muqavile.docx
+++ b/wwwroot/Templates/Xadime Qabiliyyet muqavile.docx
@@ -13,6 +13,8 @@
           <w:lang w:val="az-Latn-AZ"/>
         </w:rPr>
       </w:pPr>
+      <w:bookmarkStart w:id="0" w:name="_GoBack"/>
+      <w:bookmarkEnd w:id="0"/>
       <w:r>
         <w:rPr>
           <w:rFonts w:ascii="Arial" w:hAnsi="Arial" w:cs="Arial"/>
@@ -2073,8 +2075,6 @@
         </w:rPr>
         <w:t xml:space="preserve">3. </w:t>
       </w:r>
-      <w:bookmarkStart w:id="0" w:name="_GoBack"/>
-      <w:bookmarkEnd w:id="0"/>
       <w:r>
         <w:rPr>
           <w:rFonts w:ascii="Arial" w:hAnsi="Arial" w:cs="Arial"/>
@@ -2955,7 +2955,16 @@
                 <w:szCs w:val="24"/>
                 <w:lang w:val="az-Latn-AZ"/>
               </w:rPr>
-              <w:t xml:space="preserve">S.A.: Vəfadar Misirov   </w:t>
+              <w:t>A.S</w:t>
+            </w:r>
+            <w:r>
+              <w:rPr>
+                <w:rFonts w:ascii="Arial" w:eastAsia="Arial,Times New Roman" w:hAnsi="Arial" w:cs="Arial"/>
+                <w:sz w:val="24"/>
+                <w:szCs w:val="24"/>
+                <w:lang w:val="az-Latn-AZ"/>
+              </w:rPr>
+              <w:t xml:space="preserve">.: Vəfadar Misirov   </w:t>
             </w:r>
           </w:p>
           <w:p>
